--- a/Spore模拟赛Ⅰ/香料/香料.docx
+++ b/Spore模拟赛Ⅰ/香料/香料.docx
@@ -101,7 +101,7 @@
           <w:szCs w:val="24"/>
           <w:lang w:val="en-US" w:eastAsia="zh-CN"/>
         </w:rPr>
-        <w:t>大耳羊帝国的贸易网络由N颗恒星组成，这些恒星间存在恰好N-1条贸易路线使得所有恒星间都存在一条简单路径使得它们之间可以互相贸易。由于外交官正在测试增强版的静态附着，所以可能会导致一些贸易线路中携带香料的飞船瘫痪，但不会瘫痪空飞船，所以空飞船可以自由航行到任何点。现在已知有A个香料售价低价节点，有B个香料收购高价节点，每个节点要么是高价要么是低价，要么什么都不是。第i条贸易路线有Qi/Pi的概率被静态附着。</w:t>
+        <w:t>大耳羊帝国的贸易网络由N颗恒星组成，这些恒星间存在恰好N-1条贸易路线使得所有恒星间都存在一条简单路径使得它们之间可以互相贸易。由于外交官正在测试增强版的静态附着，所以可能会导致一些贸易线路中携带香料的飞船瘫痪，但不会瘫痪空飞船，所以空飞船可以自由航行到任何点。现在已知有A个香料售价低价节点，有B个香料收购高价节点。第i条贸易路线有Qi/Pi的概率被静态附着。</w:t>
       </w:r>
     </w:p>
     <w:p>
@@ -128,8 +128,31 @@
         </w:rPr>
         <w:t>现在大耳羊商人想知道有多大的概率使得至少存在一条路径连通某个最高价节点和某个最低价节点。</w:t>
       </w:r>
-      <w:bookmarkStart w:id="7" w:name="_GoBack"/>
-      <w:bookmarkEnd w:id="7"/>
+    </w:p>
+    <w:p>
+      <w:pPr>
+        <w:ind w:firstLine="420" w:firstLineChars="0"/>
+        <w:jc w:val="both"/>
+        <w:rPr>
+          <w:rFonts w:hint="eastAsia"/>
+          <w:b w:val="0"/>
+          <w:bCs w:val="0"/>
+          <w:sz w:val="24"/>
+          <w:szCs w:val="24"/>
+          <w:lang w:val="en-US" w:eastAsia="zh-CN"/>
+        </w:rPr>
+      </w:pPr>
+      <w:r>
+        <w:rPr>
+          <w:rFonts w:hint="eastAsia"/>
+          <w:b w:val="0"/>
+          <w:bCs w:val="0"/>
+          <w:sz w:val="24"/>
+          <w:szCs w:val="24"/>
+          <w:lang w:val="en-US" w:eastAsia="zh-CN"/>
+        </w:rPr>
+        <w:t>由于宇宙中愿意低价卖香料的很多，但愿意高价收购香料的却很少所以0&lt;=B&lt;=2。</w:t>
+      </w:r>
     </w:p>
     <w:bookmarkEnd w:id="2"/>
     <w:p>
@@ -170,20 +193,18 @@
           <w:lang w:val="en-US" w:eastAsia="zh-CN"/>
         </w:rPr>
       </w:pPr>
-      <w:bookmarkStart w:id="3" w:name="OLE_LINK3"/>
-      <w:bookmarkStart w:id="4" w:name="OLE_LINK4"/>
-      <w:r>
-        <w:rPr>
-          <w:rFonts w:hint="eastAsia"/>
-          <w:b w:val="0"/>
-          <w:bCs w:val="0"/>
-          <w:sz w:val="24"/>
-          <w:szCs w:val="24"/>
-          <w:lang w:val="en-US" w:eastAsia="zh-CN"/>
-        </w:rPr>
-        <w:t>***</w:t>
-      </w:r>
-      <w:bookmarkEnd w:id="3"/>
+      <w:bookmarkStart w:id="3" w:name="OLE_LINK4"/>
+      <w:r>
+        <w:rPr>
+          <w:rFonts w:hint="eastAsia"/>
+          <w:b w:val="0"/>
+          <w:bCs w:val="0"/>
+          <w:sz w:val="24"/>
+          <w:szCs w:val="24"/>
+          <w:lang w:val="en-US" w:eastAsia="zh-CN"/>
+        </w:rPr>
+        <w:t>第一行3个整数N, A, B</w:t>
+      </w:r>
     </w:p>
     <w:p>
       <w:pPr>
@@ -191,27 +212,92 @@
         <w:jc w:val="both"/>
         <w:outlineLvl w:val="9"/>
         <w:rPr>
-          <w:rFonts w:hint="eastAsia"/>
-          <w:b w:val="0"/>
-          <w:bCs w:val="0"/>
-          <w:sz w:val="24"/>
-          <w:szCs w:val="24"/>
-          <w:lang w:val="en-US" w:eastAsia="zh-CN"/>
-        </w:rPr>
-      </w:pPr>
-      <w:r>
-        <w:rPr>
-          <w:rFonts w:hint="eastAsia"/>
-          <w:b w:val="0"/>
-          <w:bCs w:val="0"/>
-          <w:sz w:val="24"/>
-          <w:szCs w:val="24"/>
-          <w:lang w:val="en-US" w:eastAsia="zh-CN"/>
-        </w:rPr>
-        <w:t>***</w:t>
-      </w:r>
-    </w:p>
-    <w:bookmarkEnd w:id="4"/>
+          <w:rFonts w:hint="eastAsia" w:eastAsiaTheme="minorEastAsia"/>
+          <w:b w:val="0"/>
+          <w:bCs w:val="0"/>
+          <w:sz w:val="24"/>
+          <w:szCs w:val="24"/>
+          <w:lang w:val="en-US" w:eastAsia="zh-CN"/>
+        </w:rPr>
+      </w:pPr>
+      <w:r>
+        <w:rPr>
+          <w:rFonts w:hint="eastAsia"/>
+          <w:b w:val="0"/>
+          <w:bCs w:val="0"/>
+          <w:sz w:val="24"/>
+          <w:szCs w:val="24"/>
+          <w:lang w:val="en-US" w:eastAsia="zh-CN"/>
+        </w:rPr>
+        <w:t>接下来N-1行，u v Q P 表示u到v之间有一条无向贸易路线，有Q/P的概率被静态附着。</w:t>
+      </w:r>
+    </w:p>
+    <w:p>
+      <w:pPr>
+        <w:ind w:firstLine="420" w:firstLineChars="0"/>
+        <w:jc w:val="both"/>
+        <w:outlineLvl w:val="9"/>
+        <w:rPr>
+          <w:rFonts w:hint="eastAsia"/>
+          <w:b w:val="0"/>
+          <w:bCs w:val="0"/>
+          <w:sz w:val="24"/>
+          <w:szCs w:val="24"/>
+          <w:lang w:val="en-US" w:eastAsia="zh-CN"/>
+        </w:rPr>
+      </w:pPr>
+      <w:r>
+        <w:rPr>
+          <w:rFonts w:hint="eastAsia"/>
+          <w:b w:val="0"/>
+          <w:bCs w:val="0"/>
+          <w:sz w:val="24"/>
+          <w:szCs w:val="24"/>
+          <w:lang w:val="en-US" w:eastAsia="zh-CN"/>
+        </w:rPr>
+        <w:t>接下来一行A个整数ai表示ai为香料售价低价节点</w:t>
+      </w:r>
+    </w:p>
+    <w:p>
+      <w:pPr>
+        <w:ind w:firstLine="420" w:firstLineChars="0"/>
+        <w:jc w:val="both"/>
+        <w:outlineLvl w:val="9"/>
+        <w:rPr>
+          <w:rFonts w:hint="eastAsia"/>
+          <w:b w:val="0"/>
+          <w:bCs w:val="0"/>
+          <w:sz w:val="24"/>
+          <w:szCs w:val="24"/>
+          <w:lang w:val="en-US" w:eastAsia="zh-CN"/>
+        </w:rPr>
+      </w:pPr>
+      <w:r>
+        <w:rPr>
+          <w:rFonts w:hint="eastAsia"/>
+          <w:b w:val="0"/>
+          <w:bCs w:val="0"/>
+          <w:sz w:val="24"/>
+          <w:szCs w:val="24"/>
+          <w:lang w:val="en-US" w:eastAsia="zh-CN"/>
+        </w:rPr>
+        <w:t>接下来一行B个整数bi表示bi</w:t>
+      </w:r>
+      <w:bookmarkStart w:id="6" w:name="_GoBack"/>
+      <w:bookmarkEnd w:id="6"/>
+      <w:r>
+        <w:rPr>
+          <w:rFonts w:hint="eastAsia"/>
+          <w:b w:val="0"/>
+          <w:bCs w:val="0"/>
+          <w:sz w:val="24"/>
+          <w:szCs w:val="24"/>
+          <w:lang w:val="en-US" w:eastAsia="zh-CN"/>
+        </w:rPr>
+        <w:t>为香料售价高价节点。</w:t>
+      </w:r>
+    </w:p>
+    <w:bookmarkEnd w:id="3"/>
     <w:p>
       <w:pPr>
         <w:ind w:firstLine="420" w:firstLineChars="0"/>
@@ -264,20 +350,43 @@
           <w:lang w:val="en-US" w:eastAsia="zh-CN"/>
         </w:rPr>
       </w:pPr>
-      <w:bookmarkStart w:id="5" w:name="OLE_LINK6"/>
-      <w:r>
-        <w:rPr>
-          <w:rFonts w:hint="eastAsia"/>
-          <w:b w:val="0"/>
-          <w:bCs w:val="0"/>
-          <w:sz w:val="24"/>
-          <w:szCs w:val="24"/>
-          <w:lang w:val="en-US" w:eastAsia="zh-CN"/>
-        </w:rPr>
-        <w:t>***</w:t>
-      </w:r>
-    </w:p>
-    <w:bookmarkEnd w:id="5"/>
+      <w:bookmarkStart w:id="4" w:name="OLE_LINK6"/>
+      <w:r>
+        <w:rPr>
+          <w:rFonts w:hint="eastAsia"/>
+          <w:b w:val="0"/>
+          <w:bCs w:val="0"/>
+          <w:sz w:val="24"/>
+          <w:szCs w:val="24"/>
+          <w:lang w:val="en-US" w:eastAsia="zh-CN"/>
+        </w:rPr>
+        <w:t>一行一个整数表示至少存在一条路径连通某个最高价节点和某个最低价节点的概率对10</w:t>
+      </w:r>
+      <w:r>
+        <w:rPr>
+          <w:rFonts w:hint="eastAsia"/>
+          <w:b w:val="0"/>
+          <w:bCs w:val="0"/>
+          <w:sz w:val="24"/>
+          <w:szCs w:val="24"/>
+          <w:vertAlign w:val="superscript"/>
+          <w:lang w:val="en-US" w:eastAsia="zh-CN"/>
+        </w:rPr>
+        <w:t>9</w:t>
+      </w:r>
+      <w:r>
+        <w:rPr>
+          <w:rFonts w:hint="eastAsia"/>
+          <w:b w:val="0"/>
+          <w:bCs w:val="0"/>
+          <w:sz w:val="24"/>
+          <w:szCs w:val="24"/>
+          <w:lang w:val="en-US" w:eastAsia="zh-CN"/>
+        </w:rPr>
+        <w:t xml:space="preserve"> + 7取模的概率</w:t>
+      </w:r>
+    </w:p>
+    <w:bookmarkEnd w:id="4"/>
     <w:p>
       <w:pPr>
         <w:jc w:val="both"/>
@@ -416,7 +525,7 @@
           <w:lang w:val="en-US" w:eastAsia="zh-CN"/>
         </w:rPr>
       </w:pPr>
-      <w:bookmarkStart w:id="6" w:name="OLE_LINK9"/>
+      <w:bookmarkStart w:id="5" w:name="OLE_LINK9"/>
       <w:r>
         <w:rPr>
           <w:rFonts w:hint="eastAsia"/>
@@ -466,7 +575,7 @@
         </w:rPr>
       </w:pPr>
     </w:p>
-    <w:bookmarkEnd w:id="6"/>
+    <w:bookmarkEnd w:id="5"/>
     <w:p>
       <w:pPr>
         <w:jc w:val="both"/>
@@ -512,7 +621,7 @@
           <w:szCs w:val="24"/>
           <w:lang w:val="en-US" w:eastAsia="zh-CN"/>
         </w:rPr>
-        <w:t xml:space="preserve">0 &lt;= Qi &lt;= Pi; </w:t>
+        <w:t>0 &lt;= Qi &lt;= Pi; 1 &lt;= Pi &lt;= 10,0000; 1 &lt;= N &lt;= 10,0000; 0 &lt;= A &lt;= N; 0 &lt;= B &lt;= 2</w:t>
       </w:r>
     </w:p>
     <w:sectPr>

--- a/Spore模拟赛Ⅰ/香料/香料.docx
+++ b/Spore模拟赛Ⅰ/香料/香料.docx
@@ -151,7 +151,7 @@
           <w:szCs w:val="24"/>
           <w:lang w:val="en-US" w:eastAsia="zh-CN"/>
         </w:rPr>
-        <w:t>由于宇宙中愿意低价卖香料的很多，但愿意高价收购香料的却很少所以0&lt;=B&lt;=2。</w:t>
+        <w:t>由于宇宙中愿意低价卖香料的星系可能有很多，但愿意高价收购香料的星系却很少所以0&lt;=B&lt;=2。</w:t>
       </w:r>
     </w:p>
     <w:bookmarkEnd w:id="2"/>
@@ -203,7 +203,7 @@
           <w:szCs w:val="24"/>
           <w:lang w:val="en-US" w:eastAsia="zh-CN"/>
         </w:rPr>
-        <w:t>第一行3个整数N, A, B</w:t>
+        <w:t>第一行1个整数N</w:t>
       </w:r>
     </w:p>
     <w:p>
@@ -212,7 +212,7 @@
         <w:jc w:val="both"/>
         <w:outlineLvl w:val="9"/>
         <w:rPr>
-          <w:rFonts w:hint="eastAsia" w:eastAsiaTheme="minorEastAsia"/>
+          <w:rFonts w:hint="eastAsia"/>
           <w:b w:val="0"/>
           <w:bCs w:val="0"/>
           <w:sz w:val="24"/>
@@ -255,6 +255,32 @@
           <w:szCs w:val="24"/>
           <w:lang w:val="en-US" w:eastAsia="zh-CN"/>
         </w:rPr>
+        <w:t>接下来一行一个整数A</w:t>
+      </w:r>
+    </w:p>
+    <w:p>
+      <w:pPr>
+        <w:ind w:firstLine="420" w:firstLineChars="0"/>
+        <w:jc w:val="both"/>
+        <w:outlineLvl w:val="9"/>
+        <w:rPr>
+          <w:rFonts w:hint="eastAsia"/>
+          <w:b w:val="0"/>
+          <w:bCs w:val="0"/>
+          <w:sz w:val="24"/>
+          <w:szCs w:val="24"/>
+          <w:lang w:val="en-US" w:eastAsia="zh-CN"/>
+        </w:rPr>
+      </w:pPr>
+      <w:r>
+        <w:rPr>
+          <w:rFonts w:hint="eastAsia"/>
+          <w:b w:val="0"/>
+          <w:bCs w:val="0"/>
+          <w:sz w:val="24"/>
+          <w:szCs w:val="24"/>
+          <w:lang w:val="en-US" w:eastAsia="zh-CN"/>
+        </w:rPr>
         <w:t>接下来一行A个整数ai表示ai为香料售价低价节点</w:t>
       </w:r>
     </w:p>
@@ -281,20 +307,33 @@
           <w:szCs w:val="24"/>
           <w:lang w:val="en-US" w:eastAsia="zh-CN"/>
         </w:rPr>
-        <w:t>接下来一行B个整数bi表示bi</w:t>
-      </w:r>
-      <w:bookmarkStart w:id="6" w:name="_GoBack"/>
-      <w:bookmarkEnd w:id="6"/>
-      <w:r>
-        <w:rPr>
-          <w:rFonts w:hint="eastAsia"/>
-          <w:b w:val="0"/>
-          <w:bCs w:val="0"/>
-          <w:sz w:val="24"/>
-          <w:szCs w:val="24"/>
-          <w:lang w:val="en-US" w:eastAsia="zh-CN"/>
-        </w:rPr>
-        <w:t>为香料售价高价节点。</w:t>
+        <w:t>接下来一行一个整数B</w:t>
+      </w:r>
+    </w:p>
+    <w:p>
+      <w:pPr>
+        <w:ind w:firstLine="420" w:firstLineChars="0"/>
+        <w:jc w:val="both"/>
+        <w:outlineLvl w:val="9"/>
+        <w:rPr>
+          <w:rFonts w:hint="eastAsia"/>
+          <w:b w:val="0"/>
+          <w:bCs w:val="0"/>
+          <w:sz w:val="24"/>
+          <w:szCs w:val="24"/>
+          <w:lang w:val="en-US" w:eastAsia="zh-CN"/>
+        </w:rPr>
+      </w:pPr>
+      <w:r>
+        <w:rPr>
+          <w:rFonts w:hint="eastAsia"/>
+          <w:b w:val="0"/>
+          <w:bCs w:val="0"/>
+          <w:sz w:val="24"/>
+          <w:szCs w:val="24"/>
+          <w:lang w:val="en-US" w:eastAsia="zh-CN"/>
+        </w:rPr>
+        <w:t>接下来一行B个整数bi表示bi为香料售价高价节点。</w:t>
       </w:r>
     </w:p>
     <w:bookmarkEnd w:id="3"/>
@@ -383,7 +422,7 @@
           <w:szCs w:val="24"/>
           <w:lang w:val="en-US" w:eastAsia="zh-CN"/>
         </w:rPr>
-        <w:t xml:space="preserve"> + 7取模的概率</w:t>
+        <w:t xml:space="preserve"> + 7取模后的结果。</w:t>
       </w:r>
     </w:p>
     <w:bookmarkEnd w:id="4"/>
@@ -420,24 +459,24 @@
         </w:numPr>
         <w:jc w:val="both"/>
         <w:rPr>
-          <w:rFonts w:hint="eastAsia"/>
-          <w:b w:val="0"/>
-          <w:bCs w:val="0"/>
-          <w:sz w:val="24"/>
-          <w:szCs w:val="24"/>
-          <w:lang w:val="en-US" w:eastAsia="zh-CN"/>
-        </w:rPr>
-      </w:pPr>
-      <w:r>
-        <w:rPr>
-          <w:rFonts w:hint="eastAsia"/>
-          <w:b w:val="0"/>
-          <w:bCs w:val="0"/>
-          <w:sz w:val="24"/>
-          <w:szCs w:val="24"/>
-          <w:lang w:val="en-US" w:eastAsia="zh-CN"/>
-        </w:rPr>
-        <w:t>*</w:t>
+          <w:rFonts w:hint="eastAsia" w:eastAsiaTheme="minorEastAsia"/>
+          <w:b w:val="0"/>
+          <w:bCs w:val="0"/>
+          <w:sz w:val="24"/>
+          <w:szCs w:val="24"/>
+          <w:lang w:val="en-US" w:eastAsia="zh-CN"/>
+        </w:rPr>
+      </w:pPr>
+      <w:r>
+        <w:rPr>
+          <w:rFonts w:hint="eastAsia"/>
+          <w:b w:val="0"/>
+          <w:bCs w:val="0"/>
+          <w:sz w:val="24"/>
+          <w:szCs w:val="24"/>
+          <w:lang w:val="en-US" w:eastAsia="zh-CN"/>
+        </w:rPr>
+        <w:t>【样例一】</w:t>
       </w:r>
     </w:p>
     <w:p>
@@ -452,22 +491,22 @@
           <w:rFonts w:hint="eastAsia"/>
           <w:b w:val="0"/>
           <w:bCs w:val="0"/>
-          <w:color w:val="auto"/>
-          <w:sz w:val="24"/>
-          <w:szCs w:val="24"/>
-          <w:lang w:val="en-US" w:eastAsia="zh-CN"/>
-        </w:rPr>
-      </w:pPr>
-      <w:r>
-        <w:rPr>
-          <w:rFonts w:hint="eastAsia"/>
-          <w:b w:val="0"/>
-          <w:bCs w:val="0"/>
-          <w:sz w:val="24"/>
-          <w:szCs w:val="24"/>
-          <w:lang w:val="en-US" w:eastAsia="zh-CN"/>
-        </w:rPr>
-        <w:t>*</w:t>
+          <w:sz w:val="24"/>
+          <w:szCs w:val="24"/>
+          <w:lang w:val="en-US" w:eastAsia="zh-CN"/>
+        </w:rPr>
+      </w:pPr>
+      <w:bookmarkStart w:id="5" w:name="OLE_LINK3"/>
+      <w:r>
+        <w:rPr>
+          <w:rFonts w:hint="eastAsia"/>
+          <w:b w:val="0"/>
+          <w:bCs w:val="0"/>
+          <w:sz w:val="24"/>
+          <w:szCs w:val="24"/>
+          <w:lang w:val="en-US" w:eastAsia="zh-CN"/>
+        </w:rPr>
+        <w:t>5</w:t>
       </w:r>
     </w:p>
     <w:p>
@@ -488,7 +527,506 @@
           <w:lang w:val="en-US" w:eastAsia="zh-CN"/>
         </w:rPr>
       </w:pPr>
-    </w:p>
+      <w:r>
+        <w:rPr>
+          <w:rFonts w:hint="eastAsia"/>
+          <w:b w:val="0"/>
+          <w:bCs w:val="0"/>
+          <w:color w:val="auto"/>
+          <w:sz w:val="24"/>
+          <w:szCs w:val="24"/>
+          <w:lang w:val="en-US" w:eastAsia="zh-CN"/>
+        </w:rPr>
+        <w:t>1 2 0 1</w:t>
+      </w:r>
+    </w:p>
+    <w:p>
+      <w:pPr>
+        <w:widowControl w:val="0"/>
+        <w:numPr>
+          <w:ilvl w:val="0"/>
+          <w:numId w:val="0"/>
+        </w:numPr>
+        <w:jc w:val="both"/>
+        <w:rPr>
+          <w:rFonts w:hint="eastAsia"/>
+          <w:b w:val="0"/>
+          <w:bCs w:val="0"/>
+          <w:color w:val="auto"/>
+          <w:sz w:val="24"/>
+          <w:szCs w:val="24"/>
+          <w:lang w:val="en-US" w:eastAsia="zh-CN"/>
+        </w:rPr>
+      </w:pPr>
+      <w:r>
+        <w:rPr>
+          <w:rFonts w:hint="eastAsia"/>
+          <w:b w:val="0"/>
+          <w:bCs w:val="0"/>
+          <w:color w:val="auto"/>
+          <w:sz w:val="24"/>
+          <w:szCs w:val="24"/>
+          <w:lang w:val="en-US" w:eastAsia="zh-CN"/>
+        </w:rPr>
+        <w:t>2 3 0 1</w:t>
+      </w:r>
+    </w:p>
+    <w:p>
+      <w:pPr>
+        <w:widowControl w:val="0"/>
+        <w:numPr>
+          <w:ilvl w:val="0"/>
+          <w:numId w:val="0"/>
+        </w:numPr>
+        <w:jc w:val="both"/>
+        <w:rPr>
+          <w:rFonts w:hint="eastAsia"/>
+          <w:b w:val="0"/>
+          <w:bCs w:val="0"/>
+          <w:color w:val="auto"/>
+          <w:sz w:val="24"/>
+          <w:szCs w:val="24"/>
+          <w:lang w:val="en-US" w:eastAsia="zh-CN"/>
+        </w:rPr>
+      </w:pPr>
+      <w:r>
+        <w:rPr>
+          <w:rFonts w:hint="eastAsia"/>
+          <w:b w:val="0"/>
+          <w:bCs w:val="0"/>
+          <w:color w:val="auto"/>
+          <w:sz w:val="24"/>
+          <w:szCs w:val="24"/>
+          <w:lang w:val="en-US" w:eastAsia="zh-CN"/>
+        </w:rPr>
+        <w:t>2 4 1 2</w:t>
+      </w:r>
+    </w:p>
+    <w:p>
+      <w:pPr>
+        <w:widowControl w:val="0"/>
+        <w:numPr>
+          <w:ilvl w:val="0"/>
+          <w:numId w:val="0"/>
+        </w:numPr>
+        <w:jc w:val="both"/>
+        <w:rPr>
+          <w:rFonts w:hint="eastAsia"/>
+          <w:b w:val="0"/>
+          <w:bCs w:val="0"/>
+          <w:color w:val="auto"/>
+          <w:sz w:val="24"/>
+          <w:szCs w:val="24"/>
+          <w:lang w:val="en-US" w:eastAsia="zh-CN"/>
+        </w:rPr>
+      </w:pPr>
+      <w:r>
+        <w:rPr>
+          <w:rFonts w:hint="eastAsia"/>
+          <w:b w:val="0"/>
+          <w:bCs w:val="0"/>
+          <w:color w:val="auto"/>
+          <w:sz w:val="24"/>
+          <w:szCs w:val="24"/>
+          <w:lang w:val="en-US" w:eastAsia="zh-CN"/>
+        </w:rPr>
+        <w:t>2 5 1 2</w:t>
+      </w:r>
+    </w:p>
+    <w:p>
+      <w:pPr>
+        <w:widowControl w:val="0"/>
+        <w:numPr>
+          <w:ilvl w:val="0"/>
+          <w:numId w:val="0"/>
+        </w:numPr>
+        <w:jc w:val="both"/>
+        <w:rPr>
+          <w:rFonts w:hint="eastAsia"/>
+          <w:b w:val="0"/>
+          <w:bCs w:val="0"/>
+          <w:color w:val="auto"/>
+          <w:sz w:val="24"/>
+          <w:szCs w:val="24"/>
+          <w:lang w:val="en-US" w:eastAsia="zh-CN"/>
+        </w:rPr>
+      </w:pPr>
+      <w:r>
+        <w:rPr>
+          <w:rFonts w:hint="eastAsia"/>
+          <w:b w:val="0"/>
+          <w:bCs w:val="0"/>
+          <w:color w:val="auto"/>
+          <w:sz w:val="24"/>
+          <w:szCs w:val="24"/>
+          <w:lang w:val="en-US" w:eastAsia="zh-CN"/>
+        </w:rPr>
+        <w:t>2</w:t>
+      </w:r>
+    </w:p>
+    <w:p>
+      <w:pPr>
+        <w:widowControl w:val="0"/>
+        <w:numPr>
+          <w:ilvl w:val="0"/>
+          <w:numId w:val="0"/>
+        </w:numPr>
+        <w:jc w:val="both"/>
+        <w:rPr>
+          <w:rFonts w:hint="eastAsia"/>
+          <w:b w:val="0"/>
+          <w:bCs w:val="0"/>
+          <w:color w:val="auto"/>
+          <w:sz w:val="24"/>
+          <w:szCs w:val="24"/>
+          <w:lang w:val="en-US" w:eastAsia="zh-CN"/>
+        </w:rPr>
+      </w:pPr>
+      <w:r>
+        <w:rPr>
+          <w:rFonts w:hint="eastAsia"/>
+          <w:b w:val="0"/>
+          <w:bCs w:val="0"/>
+          <w:color w:val="auto"/>
+          <w:sz w:val="24"/>
+          <w:szCs w:val="24"/>
+          <w:lang w:val="en-US" w:eastAsia="zh-CN"/>
+        </w:rPr>
+        <w:t>4 5</w:t>
+      </w:r>
+    </w:p>
+    <w:p>
+      <w:pPr>
+        <w:widowControl w:val="0"/>
+        <w:numPr>
+          <w:ilvl w:val="0"/>
+          <w:numId w:val="0"/>
+        </w:numPr>
+        <w:jc w:val="both"/>
+        <w:rPr>
+          <w:rFonts w:hint="eastAsia"/>
+          <w:b w:val="0"/>
+          <w:bCs w:val="0"/>
+          <w:color w:val="auto"/>
+          <w:sz w:val="24"/>
+          <w:szCs w:val="24"/>
+          <w:lang w:val="en-US" w:eastAsia="zh-CN"/>
+        </w:rPr>
+      </w:pPr>
+      <w:r>
+        <w:rPr>
+          <w:rFonts w:hint="eastAsia"/>
+          <w:b w:val="0"/>
+          <w:bCs w:val="0"/>
+          <w:color w:val="auto"/>
+          <w:sz w:val="24"/>
+          <w:szCs w:val="24"/>
+          <w:lang w:val="en-US" w:eastAsia="zh-CN"/>
+        </w:rPr>
+        <w:t>2</w:t>
+      </w:r>
+    </w:p>
+    <w:p>
+      <w:pPr>
+        <w:widowControl w:val="0"/>
+        <w:numPr>
+          <w:ilvl w:val="0"/>
+          <w:numId w:val="0"/>
+        </w:numPr>
+        <w:jc w:val="both"/>
+        <w:rPr>
+          <w:rFonts w:hint="eastAsia"/>
+          <w:b w:val="0"/>
+          <w:bCs w:val="0"/>
+          <w:color w:val="auto"/>
+          <w:sz w:val="24"/>
+          <w:szCs w:val="24"/>
+          <w:lang w:val="en-US" w:eastAsia="zh-CN"/>
+        </w:rPr>
+      </w:pPr>
+      <w:r>
+        <w:rPr>
+          <w:rFonts w:hint="eastAsia"/>
+          <w:b w:val="0"/>
+          <w:bCs w:val="0"/>
+          <w:color w:val="auto"/>
+          <w:sz w:val="24"/>
+          <w:szCs w:val="24"/>
+          <w:lang w:val="en-US" w:eastAsia="zh-CN"/>
+        </w:rPr>
+        <w:t>1 3</w:t>
+      </w:r>
+    </w:p>
+    <w:bookmarkEnd w:id="5"/>
+    <w:p>
+      <w:pPr>
+        <w:widowControl w:val="0"/>
+        <w:numPr>
+          <w:ilvl w:val="0"/>
+          <w:numId w:val="0"/>
+        </w:numPr>
+        <w:jc w:val="both"/>
+        <w:rPr>
+          <w:rFonts w:hint="eastAsia"/>
+          <w:b w:val="0"/>
+          <w:bCs w:val="0"/>
+          <w:color w:val="auto"/>
+          <w:sz w:val="24"/>
+          <w:szCs w:val="24"/>
+          <w:lang w:val="en-US" w:eastAsia="zh-CN"/>
+        </w:rPr>
+      </w:pPr>
+    </w:p>
+    <w:p>
+      <w:pPr>
+        <w:widowControl w:val="0"/>
+        <w:numPr>
+          <w:ilvl w:val="0"/>
+          <w:numId w:val="0"/>
+        </w:numPr>
+        <w:jc w:val="both"/>
+        <w:rPr>
+          <w:rFonts w:hint="eastAsia"/>
+          <w:b w:val="0"/>
+          <w:bCs w:val="0"/>
+          <w:color w:val="auto"/>
+          <w:sz w:val="24"/>
+          <w:szCs w:val="24"/>
+          <w:lang w:val="en-US" w:eastAsia="zh-CN"/>
+        </w:rPr>
+      </w:pPr>
+      <w:r>
+        <w:rPr>
+          <w:rFonts w:hint="eastAsia"/>
+          <w:b w:val="0"/>
+          <w:bCs w:val="0"/>
+          <w:color w:val="auto"/>
+          <w:sz w:val="24"/>
+          <w:szCs w:val="24"/>
+          <w:lang w:val="en-US" w:eastAsia="zh-CN"/>
+        </w:rPr>
+        <w:t>【样例二】</w:t>
+      </w:r>
+    </w:p>
+    <w:p>
+      <w:pPr>
+        <w:widowControl w:val="0"/>
+        <w:numPr>
+          <w:ilvl w:val="0"/>
+          <w:numId w:val="0"/>
+        </w:numPr>
+        <w:jc w:val="both"/>
+        <w:rPr>
+          <w:rFonts w:hint="eastAsia"/>
+          <w:b w:val="0"/>
+          <w:bCs w:val="0"/>
+          <w:color w:val="auto"/>
+          <w:sz w:val="24"/>
+          <w:szCs w:val="24"/>
+          <w:lang w:val="en-US" w:eastAsia="zh-CN"/>
+        </w:rPr>
+      </w:pPr>
+      <w:bookmarkStart w:id="6" w:name="OLE_LINK7"/>
+      <w:r>
+        <w:rPr>
+          <w:rFonts w:hint="eastAsia"/>
+          <w:b w:val="0"/>
+          <w:bCs w:val="0"/>
+          <w:color w:val="auto"/>
+          <w:sz w:val="24"/>
+          <w:szCs w:val="24"/>
+          <w:lang w:val="en-US" w:eastAsia="zh-CN"/>
+        </w:rPr>
+        <w:t>3</w:t>
+      </w:r>
+    </w:p>
+    <w:p>
+      <w:pPr>
+        <w:widowControl w:val="0"/>
+        <w:numPr>
+          <w:ilvl w:val="0"/>
+          <w:numId w:val="0"/>
+        </w:numPr>
+        <w:jc w:val="both"/>
+        <w:rPr>
+          <w:rFonts w:hint="eastAsia"/>
+          <w:b w:val="0"/>
+          <w:bCs w:val="0"/>
+          <w:color w:val="auto"/>
+          <w:sz w:val="24"/>
+          <w:szCs w:val="24"/>
+          <w:lang w:val="en-US" w:eastAsia="zh-CN"/>
+        </w:rPr>
+      </w:pPr>
+      <w:r>
+        <w:rPr>
+          <w:rFonts w:hint="eastAsia"/>
+          <w:b w:val="0"/>
+          <w:bCs w:val="0"/>
+          <w:color w:val="auto"/>
+          <w:sz w:val="24"/>
+          <w:szCs w:val="24"/>
+          <w:lang w:val="en-US" w:eastAsia="zh-CN"/>
+        </w:rPr>
+        <w:t>1 2 1 2</w:t>
+      </w:r>
+    </w:p>
+    <w:p>
+      <w:pPr>
+        <w:widowControl w:val="0"/>
+        <w:numPr>
+          <w:ilvl w:val="0"/>
+          <w:numId w:val="0"/>
+        </w:numPr>
+        <w:jc w:val="both"/>
+        <w:rPr>
+          <w:rFonts w:hint="eastAsia"/>
+          <w:b w:val="0"/>
+          <w:bCs w:val="0"/>
+          <w:color w:val="auto"/>
+          <w:sz w:val="24"/>
+          <w:szCs w:val="24"/>
+          <w:lang w:val="en-US" w:eastAsia="zh-CN"/>
+        </w:rPr>
+      </w:pPr>
+      <w:r>
+        <w:rPr>
+          <w:rFonts w:hint="eastAsia"/>
+          <w:b w:val="0"/>
+          <w:bCs w:val="0"/>
+          <w:color w:val="auto"/>
+          <w:sz w:val="24"/>
+          <w:szCs w:val="24"/>
+          <w:lang w:val="en-US" w:eastAsia="zh-CN"/>
+        </w:rPr>
+        <w:t>2 3 1 3</w:t>
+      </w:r>
+    </w:p>
+    <w:p>
+      <w:pPr>
+        <w:widowControl w:val="0"/>
+        <w:numPr>
+          <w:ilvl w:val="0"/>
+          <w:numId w:val="0"/>
+        </w:numPr>
+        <w:jc w:val="both"/>
+        <w:rPr>
+          <w:rFonts w:hint="eastAsia"/>
+          <w:b w:val="0"/>
+          <w:bCs w:val="0"/>
+          <w:color w:val="auto"/>
+          <w:sz w:val="24"/>
+          <w:szCs w:val="24"/>
+          <w:lang w:val="en-US" w:eastAsia="zh-CN"/>
+        </w:rPr>
+      </w:pPr>
+      <w:r>
+        <w:rPr>
+          <w:rFonts w:hint="eastAsia"/>
+          <w:b w:val="0"/>
+          <w:bCs w:val="0"/>
+          <w:color w:val="auto"/>
+          <w:sz w:val="24"/>
+          <w:szCs w:val="24"/>
+          <w:lang w:val="en-US" w:eastAsia="zh-CN"/>
+        </w:rPr>
+        <w:t>2</w:t>
+      </w:r>
+    </w:p>
+    <w:p>
+      <w:pPr>
+        <w:widowControl w:val="0"/>
+        <w:numPr>
+          <w:ilvl w:val="0"/>
+          <w:numId w:val="0"/>
+        </w:numPr>
+        <w:jc w:val="both"/>
+        <w:rPr>
+          <w:rFonts w:hint="eastAsia"/>
+          <w:b w:val="0"/>
+          <w:bCs w:val="0"/>
+          <w:color w:val="auto"/>
+          <w:sz w:val="24"/>
+          <w:szCs w:val="24"/>
+          <w:lang w:val="en-US" w:eastAsia="zh-CN"/>
+        </w:rPr>
+      </w:pPr>
+      <w:r>
+        <w:rPr>
+          <w:rFonts w:hint="eastAsia"/>
+          <w:b w:val="0"/>
+          <w:bCs w:val="0"/>
+          <w:color w:val="auto"/>
+          <w:sz w:val="24"/>
+          <w:szCs w:val="24"/>
+          <w:lang w:val="en-US" w:eastAsia="zh-CN"/>
+        </w:rPr>
+        <w:t>1 3</w:t>
+      </w:r>
+    </w:p>
+    <w:p>
+      <w:pPr>
+        <w:widowControl w:val="0"/>
+        <w:numPr>
+          <w:ilvl w:val="0"/>
+          <w:numId w:val="0"/>
+        </w:numPr>
+        <w:jc w:val="both"/>
+        <w:rPr>
+          <w:rFonts w:hint="eastAsia"/>
+          <w:b w:val="0"/>
+          <w:bCs w:val="0"/>
+          <w:color w:val="auto"/>
+          <w:sz w:val="24"/>
+          <w:szCs w:val="24"/>
+          <w:lang w:val="en-US" w:eastAsia="zh-CN"/>
+        </w:rPr>
+      </w:pPr>
+      <w:r>
+        <w:rPr>
+          <w:rFonts w:hint="eastAsia"/>
+          <w:b w:val="0"/>
+          <w:bCs w:val="0"/>
+          <w:color w:val="auto"/>
+          <w:sz w:val="24"/>
+          <w:szCs w:val="24"/>
+          <w:lang w:val="en-US" w:eastAsia="zh-CN"/>
+        </w:rPr>
+        <w:t>1</w:t>
+      </w:r>
+    </w:p>
+    <w:p>
+      <w:pPr>
+        <w:widowControl w:val="0"/>
+        <w:numPr>
+          <w:ilvl w:val="0"/>
+          <w:numId w:val="0"/>
+        </w:numPr>
+        <w:jc w:val="both"/>
+        <w:rPr>
+          <w:rFonts w:hint="eastAsia"/>
+          <w:b w:val="0"/>
+          <w:bCs w:val="0"/>
+          <w:color w:val="auto"/>
+          <w:sz w:val="24"/>
+          <w:szCs w:val="24"/>
+          <w:lang w:val="en-US" w:eastAsia="zh-CN"/>
+        </w:rPr>
+      </w:pPr>
+      <w:r>
+        <w:rPr>
+          <w:rFonts w:hint="eastAsia"/>
+          <w:b w:val="0"/>
+          <w:bCs w:val="0"/>
+          <w:color w:val="auto"/>
+          <w:sz w:val="24"/>
+          <w:szCs w:val="24"/>
+          <w:lang w:val="en-US" w:eastAsia="zh-CN"/>
+        </w:rPr>
+        <w:t>2</w:t>
+      </w:r>
+    </w:p>
+    <w:bookmarkEnd w:id="6"/>
     <w:p>
       <w:pPr>
         <w:jc w:val="both"/>
@@ -525,57 +1063,120 @@
           <w:lang w:val="en-US" w:eastAsia="zh-CN"/>
         </w:rPr>
       </w:pPr>
-      <w:bookmarkStart w:id="5" w:name="OLE_LINK9"/>
-      <w:r>
-        <w:rPr>
-          <w:rFonts w:hint="eastAsia"/>
-          <w:b w:val="0"/>
-          <w:bCs w:val="0"/>
-          <w:sz w:val="24"/>
-          <w:szCs w:val="24"/>
-          <w:lang w:val="en-US" w:eastAsia="zh-CN"/>
-        </w:rPr>
-        <w:t>*</w:t>
-      </w:r>
-    </w:p>
-    <w:p>
-      <w:pPr>
-        <w:jc w:val="both"/>
-        <w:rPr>
-          <w:rFonts w:hint="eastAsia"/>
-          <w:b w:val="0"/>
-          <w:bCs w:val="0"/>
-          <w:sz w:val="24"/>
-          <w:szCs w:val="24"/>
-          <w:lang w:val="en-US" w:eastAsia="zh-CN"/>
-        </w:rPr>
-      </w:pPr>
-      <w:r>
-        <w:rPr>
-          <w:rFonts w:hint="eastAsia"/>
-          <w:b w:val="0"/>
-          <w:bCs w:val="0"/>
-          <w:sz w:val="24"/>
-          <w:szCs w:val="24"/>
-          <w:lang w:val="en-US" w:eastAsia="zh-CN"/>
-        </w:rPr>
-        <w:t>*</w:t>
-      </w:r>
-    </w:p>
-    <w:p>
-      <w:pPr>
-        <w:jc w:val="both"/>
-        <w:rPr>
-          <w:rFonts w:hint="eastAsia"/>
-          <w:b w:val="0"/>
-          <w:bCs w:val="0"/>
-          <w:sz w:val="24"/>
-          <w:szCs w:val="24"/>
-          <w:lang w:val="en-US" w:eastAsia="zh-CN"/>
-        </w:rPr>
-      </w:pPr>
-    </w:p>
-    <w:bookmarkEnd w:id="5"/>
+      <w:bookmarkStart w:id="7" w:name="OLE_LINK9"/>
+      <w:r>
+        <w:rPr>
+          <w:rFonts w:hint="eastAsia"/>
+          <w:b w:val="0"/>
+          <w:bCs w:val="0"/>
+          <w:sz w:val="24"/>
+          <w:szCs w:val="24"/>
+          <w:lang w:val="en-US" w:eastAsia="zh-CN"/>
+        </w:rPr>
+        <w:t>【样例一】</w:t>
+      </w:r>
+    </w:p>
+    <w:p>
+      <w:pPr>
+        <w:jc w:val="both"/>
+        <w:rPr>
+          <w:rFonts w:hint="eastAsia"/>
+          <w:b w:val="0"/>
+          <w:bCs w:val="0"/>
+          <w:sz w:val="24"/>
+          <w:szCs w:val="24"/>
+          <w:lang w:val="en-US" w:eastAsia="zh-CN"/>
+        </w:rPr>
+      </w:pPr>
+      <w:r>
+        <w:rPr>
+          <w:rFonts w:hint="eastAsia"/>
+          <w:b w:val="0"/>
+          <w:bCs w:val="0"/>
+          <w:sz w:val="24"/>
+          <w:szCs w:val="24"/>
+          <w:lang w:val="en-US" w:eastAsia="zh-CN"/>
+        </w:rPr>
+        <w:t>750000006</w:t>
+      </w:r>
+    </w:p>
+    <w:p>
+      <w:pPr>
+        <w:jc w:val="both"/>
+        <w:rPr>
+          <w:rFonts w:hint="eastAsia"/>
+          <w:b w:val="0"/>
+          <w:bCs w:val="0"/>
+          <w:sz w:val="24"/>
+          <w:szCs w:val="24"/>
+          <w:lang w:val="en-US" w:eastAsia="zh-CN"/>
+        </w:rPr>
+      </w:pPr>
+      <w:bookmarkStart w:id="8" w:name="_GoBack"/>
+      <w:bookmarkEnd w:id="8"/>
+    </w:p>
+    <w:p>
+      <w:pPr>
+        <w:jc w:val="both"/>
+        <w:rPr>
+          <w:rFonts w:hint="eastAsia"/>
+          <w:b w:val="0"/>
+          <w:bCs w:val="0"/>
+          <w:sz w:val="24"/>
+          <w:szCs w:val="24"/>
+          <w:lang w:val="en-US" w:eastAsia="zh-CN"/>
+        </w:rPr>
+      </w:pPr>
+      <w:r>
+        <w:rPr>
+          <w:rFonts w:hint="eastAsia"/>
+          <w:b w:val="0"/>
+          <w:bCs w:val="0"/>
+          <w:sz w:val="24"/>
+          <w:szCs w:val="24"/>
+          <w:lang w:val="en-US" w:eastAsia="zh-CN"/>
+        </w:rPr>
+        <w:t>【样例二】</w:t>
+      </w:r>
+    </w:p>
+    <w:p>
+      <w:pPr>
+        <w:jc w:val="both"/>
+        <w:rPr>
+          <w:rFonts w:hint="eastAsia"/>
+          <w:b w:val="0"/>
+          <w:bCs w:val="0"/>
+          <w:sz w:val="24"/>
+          <w:szCs w:val="24"/>
+          <w:lang w:val="en-US" w:eastAsia="zh-CN"/>
+        </w:rPr>
+      </w:pPr>
+      <w:r>
+        <w:rPr>
+          <w:rFonts w:hint="eastAsia"/>
+          <w:b w:val="0"/>
+          <w:bCs w:val="0"/>
+          <w:sz w:val="24"/>
+          <w:szCs w:val="24"/>
+          <w:lang w:val="en-US" w:eastAsia="zh-CN"/>
+        </w:rPr>
+        <w:t>833333340</w:t>
+      </w:r>
+    </w:p>
+    <w:p>
+      <w:pPr>
+        <w:jc w:val="both"/>
+        <w:rPr>
+          <w:rFonts w:hint="eastAsia"/>
+          <w:b w:val="0"/>
+          <w:bCs w:val="0"/>
+          <w:sz w:val="24"/>
+          <w:szCs w:val="24"/>
+          <w:lang w:val="en-US" w:eastAsia="zh-CN"/>
+        </w:rPr>
+      </w:pPr>
+    </w:p>
+    <w:bookmarkEnd w:id="7"/>
     <w:p>
       <w:pPr>
         <w:jc w:val="both"/>
@@ -622,6 +1223,30 @@
           <w:lang w:val="en-US" w:eastAsia="zh-CN"/>
         </w:rPr>
         <w:t>0 &lt;= Qi &lt;= Pi; 1 &lt;= Pi &lt;= 10,0000; 1 &lt;= N &lt;= 10,0000; 0 &lt;= A &lt;= N; 0 &lt;= B &lt;= 2</w:t>
+      </w:r>
+    </w:p>
+    <w:p>
+      <w:pPr>
+        <w:jc w:val="both"/>
+        <w:rPr>
+          <w:rFonts w:hint="eastAsia"/>
+          <w:b w:val="0"/>
+          <w:bCs w:val="0"/>
+          <w:sz w:val="24"/>
+          <w:szCs w:val="24"/>
+          <w:lang w:val="en-US" w:eastAsia="zh-CN"/>
+        </w:rPr>
+      </w:pPr>
+      <w:r>
+        <w:rPr>
+          <w:rFonts w:hint="eastAsia"/>
+          <w:b w:val="0"/>
+          <w:bCs w:val="0"/>
+          <w:sz w:val="24"/>
+          <w:szCs w:val="24"/>
+          <w:lang w:val="en-US" w:eastAsia="zh-CN"/>
+        </w:rPr>
+        <w:t>保证是1到N构成一棵树，ai和bi可能重复。</w:t>
       </w:r>
     </w:p>
     <w:sectPr>
